--- a/SE_LAB2_PES1UG24AM199_Hostel_Maintenance.docx
+++ b/SE_LAB2_PES1UG24AM199_Hostel_Maintenance.docx
@@ -1020,10 +1020,7 @@
     </w:p>
     <w:p>
       <w:r>
-        <w:t>The product backlog was prioritized according to business value and the importance of each function to the core hostel maintenance workflow. High-priority stories include reporting maintenance issues, viewing tickets, assigning staff, tracking status, monitoring SLA deadlines, escalating overdue tickets, and verifying completed work. These stories support the main end-to-end workflow of the Minimum Viable Product (MVP). The issue-evidence upload story was given Medium priority because the core ticket can st</w:t>
-      </w:r>
-      <w:r>
-        <w:t>ill be created without an image.</w:t>
+        <w:t>The product backlog was prioritized according to business value and the importance of each function to the core hostel maintenance workflow. High-priority stories include reporting maintenance issues, viewing tickets, assigning staff, tracking status, monitoring SLA deadlines, escalating overdue tickets, and verifying completed work. These stories support the main end-to-end workflow of the Minimum Viable Product (MVP). The issue-evidence upload story was given Medium priority because the core ticket can still be created without an image.</w:t>
       </w:r>
     </w:p>
     <w:p>
@@ -2463,9 +2460,112 @@
       </w:pPr>
       <w:r>
         <w:lastRenderedPageBreak/>
+        <w:t>ACTIVE SPRINT:</w:t>
+      </w:r>
+    </w:p>
+    <w:p>
+      <w:pPr>
+        <w:pStyle w:val="Heading1"/>
+      </w:pPr>
+      <w:r>
+        <w:drawing>
+          <wp:inline distT="0" distB="0" distL="0" distR="0" wp14:anchorId="3EB3735A" wp14:editId="6DAA5F6D">
+            <wp:extent cx="4168140" cy="2101600"/>
+            <wp:effectExtent l="0" t="0" r="3810" b="0"/>
+            <wp:docPr id="1618374090" name="Picture 1"/>
+            <wp:cNvGraphicFramePr>
+              <a:graphicFrameLocks xmlns:a="http://schemas.openxmlformats.org/drawingml/2006/main" noChangeAspect="1"/>
+            </wp:cNvGraphicFramePr>
+            <a:graphic xmlns:a="http://schemas.openxmlformats.org/drawingml/2006/main">
+              <a:graphicData uri="http://schemas.openxmlformats.org/drawingml/2006/picture">
+                <pic:pic xmlns:pic="http://schemas.openxmlformats.org/drawingml/2006/picture">
+                  <pic:nvPicPr>
+                    <pic:cNvPr id="1618374090" name=""/>
+                    <pic:cNvPicPr/>
+                  </pic:nvPicPr>
+                  <pic:blipFill>
+                    <a:blip r:embed="rId17"/>
+                    <a:stretch>
+                      <a:fillRect/>
+                    </a:stretch>
+                  </pic:blipFill>
+                  <pic:spPr>
+                    <a:xfrm>
+                      <a:off x="0" y="0"/>
+                      <a:ext cx="4177297" cy="2106217"/>
+                    </a:xfrm>
+                    <a:prstGeom prst="rect">
+                      <a:avLst/>
+                    </a:prstGeom>
+                  </pic:spPr>
+                </pic:pic>
+              </a:graphicData>
+            </a:graphic>
+          </wp:inline>
+        </w:drawing>
+      </w:r>
+    </w:p>
+    <w:p>
+      <w:r>
+        <w:t xml:space="preserve"> (All sprint is </w:t>
+      </w:r>
+      <w:r>
+        <w:t>done )</w:t>
+      </w:r>
+    </w:p>
+    <w:p>
+      <w:r>
+        <w:drawing>
+          <wp:inline distT="0" distB="0" distL="0" distR="0" wp14:anchorId="6A358E07" wp14:editId="29D871A5">
+            <wp:extent cx="4122420" cy="2182173"/>
+            <wp:effectExtent l="0" t="0" r="0" b="8890"/>
+            <wp:docPr id="879734310" name="Picture 1"/>
+            <wp:cNvGraphicFramePr>
+              <a:graphicFrameLocks xmlns:a="http://schemas.openxmlformats.org/drawingml/2006/main" noChangeAspect="1"/>
+            </wp:cNvGraphicFramePr>
+            <a:graphic xmlns:a="http://schemas.openxmlformats.org/drawingml/2006/main">
+              <a:graphicData uri="http://schemas.openxmlformats.org/drawingml/2006/picture">
+                <pic:pic xmlns:pic="http://schemas.openxmlformats.org/drawingml/2006/picture">
+                  <pic:nvPicPr>
+                    <pic:cNvPr id="879734310" name=""/>
+                    <pic:cNvPicPr/>
+                  </pic:nvPicPr>
+                  <pic:blipFill>
+                    <a:blip r:embed="rId18"/>
+                    <a:stretch>
+                      <a:fillRect/>
+                    </a:stretch>
+                  </pic:blipFill>
+                  <pic:spPr>
+                    <a:xfrm>
+                      <a:off x="0" y="0"/>
+                      <a:ext cx="4126845" cy="2184515"/>
+                    </a:xfrm>
+                    <a:prstGeom prst="rect">
+                      <a:avLst/>
+                    </a:prstGeom>
+                  </pic:spPr>
+                </pic:pic>
+              </a:graphicData>
+            </a:graphic>
+          </wp:inline>
+        </w:drawing>
+      </w:r>
+    </w:p>
+    <w:p>
+      <w:pPr>
+        <w:pStyle w:val="Heading1"/>
+      </w:pPr>
+    </w:p>
+    <w:p>
+      <w:pPr>
+        <w:pStyle w:val="Heading1"/>
+      </w:pPr>
+      <w:r>
         <w:t>6. Reflection &amp; Analysis</w:t>
       </w:r>
     </w:p>
+    <w:p/>
     <w:p>
       <w:r>
         <w:t>This sprint simulation demonstrated the practical use of Agile Scrum methodologies in Jira for the Hostel Maintenance &amp; Issue Ticketing System. Breaking the project into five Epics and ten User Stories made the system requirements easier to understand, prioritize, and manage. Assigning priorities and Fibonacci-based story points helped estimate relative effort and identify the most important functionality for early implementation.</w:t>
@@ -2477,7 +2577,7 @@
       </w:r>
     </w:p>
     <w:sectPr>
-      <w:footerReference w:type="default" r:id="rId17"/>
+      <w:footerReference w:type="default" r:id="rId19"/>
       <w:pgSz w:w="12240" w:h="15840"/>
       <w:pgMar w:top="936" w:right="1008" w:bottom="936" w:left="1008" w:header="720" w:footer="720" w:gutter="0"/>
       <w:cols w:space="720"/>
@@ -3361,6 +3461,7 @@
   <w:style w:type="character" w:default="1" w:styleId="DefaultParagraphFont">
     <w:name w:val="Default Paragraph Font"/>
     <w:uiPriority w:val="1"/>
+    <w:semiHidden/>
     <w:unhideWhenUsed/>
   </w:style>
   <w:style w:type="table" w:default="1" w:styleId="TableNormal">
